--- a/this-is-my-new-article/download/this-is-my-new-article.docx
+++ b/this-is-my-new-article/download/this-is-my-new-article.docx
@@ -112,7 +112,7 @@
         </w:p>
       </w:sdtContent>
     </w:sdt>
-    <w:bookmarkStart w:id="21" w:name="start-your-techpost-here"/>
+    <w:bookmarkStart w:id="24" w:name="evpn-stitching"/>
     <w:p>
       <w:pPr>
         <w:pStyle w:val="Heading1"/>
@@ -127,7 +127,7 @@
         <w:tab/>
       </w:r>
       <w:r>
-        <w:t xml:space="preserve">Start your techpost here</w:t>
+        <w:t xml:space="preserve">EVPN stitching</w:t>
       </w:r>
     </w:p>
     <w:p>
@@ -135,71 +135,173 @@
         <w:pStyle w:val="FirstParagraph"/>
       </w:pPr>
       <w:r>
-        <w:t xml:space="preserve">Main rules:</w:t>
+        <w:t xml:space="preserve">This is my</w:t>
+      </w:r>
+      <w:r>
+        <w:t xml:space="preserve"> </w:t>
+      </w:r>
+      <w:r>
+        <w:rPr>
+          <w:b/>
+          <w:bCs/>
+        </w:rPr>
+        <w:t xml:space="preserve">blog</w:t>
+      </w:r>
+      <w:r>
+        <w:t xml:space="preserve"> </w:t>
+      </w:r>
+      <w:r>
+        <w:t xml:space="preserve">about EVPN.</w:t>
+      </w:r>
+    </w:p>
+    <w:bookmarkStart w:id="23" w:name="evpn-information"/>
+    <w:p>
+      <w:pPr>
+        <w:pStyle w:val="Heading2"/>
+      </w:pPr>
+      <w:r>
+        <w:rPr>
+          <w:rStyle w:val="SectionNumber"/>
+        </w:rPr>
+        <w:t xml:space="preserve">1.1</w:t>
+      </w:r>
+      <w:r>
+        <w:tab/>
+      </w:r>
+      <w:r>
+        <w:t xml:space="preserve">EVPN Information</w:t>
+      </w:r>
+    </w:p>
+    <w:tbl>
+      <w:tblPr>
+        <w:tblStyle w:val="Table"/>
+        <w:tblW w:type="auto" w:w="0"/>
+        <w:tblLook w:firstRow="1" w:lastRow="0" w:firstColumn="0" w:lastColumn="0" w:noHBand="0" w:noVBand="0" w:val="0020"/>
+      </w:tblPr>
+      <w:tblGrid>
+        <w:gridCol w:w="3960"/>
+        <w:gridCol w:w="3960"/>
+      </w:tblGrid>
+      <w:tr>
+        <w:trPr>
+          <w:tblHeader w:val="on"/>
+        </w:trPr>
+        <w:tc>
+          <w:tcPr/>
+          <w:p>
+            <w:pPr>
+              <w:pStyle w:val="Compact"/>
+            </w:pPr>
+            <w:r>
+              <w:t xml:space="preserve">Header 1</w:t>
+            </w:r>
+          </w:p>
+        </w:tc>
+        <w:tc>
+          <w:tcPr/>
+          <w:p>
+            <w:pPr>
+              <w:pStyle w:val="Compact"/>
+            </w:pPr>
+            <w:r>
+              <w:t xml:space="preserve">Header 2</w:t>
+            </w:r>
+          </w:p>
+        </w:tc>
+      </w:tr>
+      <w:tr>
+        <w:tc>
+          <w:tcPr/>
+          <w:p>
+            <w:pPr>
+              <w:pStyle w:val="Compact"/>
+            </w:pPr>
+            <w:r>
+              <w:t xml:space="preserve">Cell 1</w:t>
+            </w:r>
+          </w:p>
+        </w:tc>
+        <w:tc>
+          <w:tcPr/>
+          <w:p>
+            <w:pPr>
+              <w:pStyle w:val="Compact"/>
+            </w:pPr>
+            <w:r>
+              <w:t xml:space="preserve">Cell 2</w:t>
+            </w:r>
+          </w:p>
+        </w:tc>
+      </w:tr>
+    </w:tbl>
+    <w:p>
+      <w:pPr>
+        <w:pStyle w:val="CaptionedFigure"/>
+      </w:pPr>
+      <w:r>
+        <w:drawing>
+          <wp:inline>
+            <wp:extent cx="5334000" cy="1574352"/>
+            <wp:effectExtent b="0" l="0" r="0" t="0"/>
+            <wp:docPr descr="This is my lab platform" title="" id="21" name="Picture"/>
+            <a:graphic>
+              <a:graphicData uri="http://schemas.openxmlformats.org/drawingml/2006/picture">
+                <pic:pic>
+                  <pic:nvPicPr>
+                    <pic:cNvPr descr="images/this-is-my-lab-platform-140858.png" id="22" name="Picture"/>
+                    <pic:cNvPicPr>
+                      <a:picLocks noChangeArrowheads="1" noChangeAspect="1"/>
+                    </pic:cNvPicPr>
+                  </pic:nvPicPr>
+                  <pic:blipFill>
+                    <a:blip r:embed="rId20"/>
+                    <a:stretch>
+                      <a:fillRect/>
+                    </a:stretch>
+                  </pic:blipFill>
+                  <pic:spPr bwMode="auto">
+                    <a:xfrm>
+                      <a:off x="0" y="0"/>
+                      <a:ext cx="5334000" cy="1574352"/>
+                    </a:xfrm>
+                    <a:prstGeom prst="rect">
+                      <a:avLst/>
+                    </a:prstGeom>
+                    <a:noFill/>
+                    <a:ln w="9525">
+                      <a:noFill/>
+                      <a:headEnd/>
+                      <a:tailEnd/>
+                    </a:ln>
+                  </pic:spPr>
+                </pic:pic>
+              </a:graphicData>
+            </a:graphic>
+          </wp:inline>
+        </w:drawing>
       </w:r>
     </w:p>
     <w:p>
       <w:pPr>
-        <w:pStyle w:val="Compact"/>
-        <w:numPr>
-          <w:ilvl w:val="0"/>
-          <w:numId w:val="1001"/>
-        </w:numPr>
-      </w:pPr>
-      <w:r>
-        <w:t xml:space="preserve">One unique Level-1 title per article</w:t>
-      </w:r>
-      <w:r>
-        <w:br/>
+        <w:pStyle w:val="ImageCaption"/>
+      </w:pPr>
+      <w:r>
+        <w:t xml:space="preserve">This is my lab platform</w:t>
       </w:r>
     </w:p>
     <w:p>
       <w:pPr>
-        <w:pStyle w:val="Compact"/>
-        <w:numPr>
-          <w:ilvl w:val="0"/>
-          <w:numId w:val="1001"/>
-        </w:numPr>
-      </w:pPr>
-      <w:r>
-        <w:t xml:space="preserve">Make sure your tables and images have captions</w:t>
-      </w:r>
-      <w:r>
-        <w:br/>
+        <w:pStyle w:val="BodyText"/>
+      </w:pPr>
+      <w:r>
+        <w:t xml:space="preserve">Super</w:t>
+      </w:r>
+      <w:r>
+        <w:t xml:space="preserve"> </w:t>
       </w:r>
     </w:p>
-    <w:p>
-      <w:pPr>
-        <w:pStyle w:val="Compact"/>
-        <w:numPr>
-          <w:ilvl w:val="0"/>
-          <w:numId w:val="1001"/>
-        </w:numPr>
-      </w:pPr>
-      <w:r>
-        <w:t xml:space="preserve">Use only the supported Markdown format: more info</w:t>
-      </w:r>
-      <w:r>
-        <w:t xml:space="preserve"> </w:t>
-      </w:r>
-      <w:hyperlink r:id="rId20">
-        <w:r>
-          <w:rPr>
-            <w:rStyle w:val="Hyperlink"/>
-          </w:rPr>
-          <w:t xml:space="preserve">here</w:t>
-        </w:r>
-      </w:hyperlink>
-    </w:p>
-    <w:p>
-      <w:pPr>
-        <w:pStyle w:val="FirstParagraph"/>
-      </w:pPr>
-      <w:r>
-        <w:t xml:space="preserve">Enjoy writing…</w:t>
-      </w:r>
-    </w:p>
-    <w:bookmarkEnd w:id="21"/>
+    <w:bookmarkEnd w:id="23"/>
+    <w:bookmarkEnd w:id="24"/>
     <w:sectPr/>
   </w:body>
 </w:document>
@@ -306,114 +408,8 @@
       </w:pPr>
     </w:lvl>
   </w:abstractNum>
-  <w:abstractNum w:abstractNumId="991">
-    <w:nsid w:val="0000A991"/>
-    <w:multiLevelType w:val="multilevel"/>
-    <w:lvl w:ilvl="0">
-      <w:numFmt w:val="bullet"/>
-      <w:lvlText w:val=""/>
-      <w:lvlJc w:val="left"/>
-      <w:pPr>
-        <w:ind w:left="720" w:hanging="360"/>
-      </w:pPr>
-      <w:rPr>
-        <w:rFonts w:ascii="Symbol" w:hAnsi="Symbol" w:cs="Symbol" w:hint="default"/>
-      </w:rPr>
-    </w:lvl>
-    <w:lvl w:ilvl="1">
-      <w:numFmt w:val="bullet"/>
-      <w:lvlText w:val="o"/>
-      <w:lvlJc w:val="left"/>
-      <w:pPr>
-        <w:ind w:left="1440" w:hanging="360"/>
-      </w:pPr>
-      <w:rPr>
-        <w:rFonts w:ascii="Courier New" w:hAnsi="Courier New" w:cs="Courier New" w:hint="default"/>
-      </w:rPr>
-    </w:lvl>
-    <w:lvl w:ilvl="2">
-      <w:numFmt w:val="bullet"/>
-      <w:lvlText w:val=""/>
-      <w:lvlJc w:val="left"/>
-      <w:pPr>
-        <w:ind w:left="2160" w:hanging="360"/>
-      </w:pPr>
-      <w:rPr>
-        <w:rFonts w:ascii="Wingdings" w:hAnsi="Wingdings" w:cs="Wingdings" w:hint="default"/>
-      </w:rPr>
-    </w:lvl>
-    <w:lvl w:ilvl="3">
-      <w:numFmt w:val="bullet"/>
-      <w:lvlText w:val=""/>
-      <w:lvlJc w:val="left"/>
-      <w:pPr>
-        <w:ind w:left="2880" w:hanging="360"/>
-      </w:pPr>
-      <w:rPr>
-        <w:rFonts w:ascii="Symbol" w:hAnsi="Symbol" w:cs="Symbol" w:hint="default"/>
-      </w:rPr>
-    </w:lvl>
-    <w:lvl w:ilvl="4">
-      <w:numFmt w:val="bullet"/>
-      <w:lvlText w:val="o"/>
-      <w:lvlJc w:val="left"/>
-      <w:pPr>
-        <w:ind w:left="3600" w:hanging="360"/>
-      </w:pPr>
-      <w:rPr>
-        <w:rFonts w:ascii="Courier New" w:hAnsi="Courier New" w:cs="Courier New" w:hint="default"/>
-      </w:rPr>
-    </w:lvl>
-    <w:lvl w:ilvl="5">
-      <w:numFmt w:val="bullet"/>
-      <w:lvlText w:val=""/>
-      <w:lvlJc w:val="left"/>
-      <w:pPr>
-        <w:ind w:left="4320" w:hanging="360"/>
-      </w:pPr>
-      <w:rPr>
-        <w:rFonts w:ascii="Wingdings" w:hAnsi="Wingdings" w:cs="Wingdings" w:hint="default"/>
-      </w:rPr>
-    </w:lvl>
-    <w:lvl w:ilvl="6">
-      <w:numFmt w:val="bullet"/>
-      <w:lvlText w:val=""/>
-      <w:lvlJc w:val="left"/>
-      <w:pPr>
-        <w:ind w:left="5040" w:hanging="360"/>
-      </w:pPr>
-      <w:rPr>
-        <w:rFonts w:ascii="Symbol" w:hAnsi="Symbol" w:cs="Symbol" w:hint="default"/>
-      </w:rPr>
-    </w:lvl>
-    <w:lvl w:ilvl="7">
-      <w:numFmt w:val="bullet"/>
-      <w:lvlText w:val="o"/>
-      <w:lvlJc w:val="left"/>
-      <w:pPr>
-        <w:ind w:left="5760" w:hanging="360"/>
-      </w:pPr>
-      <w:rPr>
-        <w:rFonts w:ascii="Courier New" w:hAnsi="Courier New" w:cs="Courier New" w:hint="default"/>
-      </w:rPr>
-    </w:lvl>
-    <w:lvl w:ilvl="8">
-      <w:numFmt w:val="bullet"/>
-      <w:lvlText w:val=""/>
-      <w:lvlJc w:val="left"/>
-      <w:pPr>
-        <w:ind w:left="6480" w:hanging="360"/>
-      </w:pPr>
-      <w:rPr>
-        <w:rFonts w:ascii="Wingdings" w:hAnsi="Wingdings" w:cs="Wingdings" w:hint="default"/>
-      </w:rPr>
-    </w:lvl>
-  </w:abstractNum>
   <w:num w:numId="1000">
     <w:abstractNumId w:val="990"/>
-  </w:num>
-  <w:num w:numId="1001">
-    <w:abstractNumId w:val="991"/>
   </w:num>
 </w:numbering>
 </file>

--- a/this-is-my-new-article/download/this-is-my-new-article.docx
+++ b/this-is-my-new-article/download/this-is-my-new-article.docx
@@ -112,7 +112,7 @@
         </w:p>
       </w:sdtContent>
     </w:sdt>
-    <w:bookmarkStart w:id="24" w:name="evpn-stitching"/>
+    <w:bookmarkStart w:id="21" w:name="start-your-techpost-here"/>
     <w:p>
       <w:pPr>
         <w:pStyle w:val="Heading1"/>
@@ -127,7 +127,7 @@
         <w:tab/>
       </w:r>
       <w:r>
-        <w:t xml:space="preserve">EVPN stitching</w:t>
+        <w:t xml:space="preserve">Start your techpost here</w:t>
       </w:r>
     </w:p>
     <w:p>
@@ -135,173 +135,71 @@
         <w:pStyle w:val="FirstParagraph"/>
       </w:pPr>
       <w:r>
-        <w:t xml:space="preserve">This is my</w:t>
+        <w:t xml:space="preserve">Main rules:</w:t>
+      </w:r>
+    </w:p>
+    <w:p>
+      <w:pPr>
+        <w:pStyle w:val="Compact"/>
+        <w:numPr>
+          <w:ilvl w:val="0"/>
+          <w:numId w:val="1001"/>
+        </w:numPr>
+      </w:pPr>
+      <w:r>
+        <w:t xml:space="preserve">One unique Level-1 title per article</w:t>
+      </w:r>
+      <w:r>
+        <w:br/>
+      </w:r>
+    </w:p>
+    <w:p>
+      <w:pPr>
+        <w:pStyle w:val="Compact"/>
+        <w:numPr>
+          <w:ilvl w:val="0"/>
+          <w:numId w:val="1001"/>
+        </w:numPr>
+      </w:pPr>
+      <w:r>
+        <w:t xml:space="preserve">Make sure your tables and images have captions</w:t>
+      </w:r>
+      <w:r>
+        <w:br/>
+      </w:r>
+    </w:p>
+    <w:p>
+      <w:pPr>
+        <w:pStyle w:val="Compact"/>
+        <w:numPr>
+          <w:ilvl w:val="0"/>
+          <w:numId w:val="1001"/>
+        </w:numPr>
+      </w:pPr>
+      <w:r>
+        <w:t xml:space="preserve">Use only the supported Markdown format: more info</w:t>
       </w:r>
       <w:r>
         <w:t xml:space="preserve"> </w:t>
       </w:r>
+      <w:hyperlink r:id="rId20">
+        <w:r>
+          <w:rPr>
+            <w:rStyle w:val="Hyperlink"/>
+          </w:rPr>
+          <w:t xml:space="preserve">here</w:t>
+        </w:r>
+      </w:hyperlink>
+    </w:p>
+    <w:p>
+      <w:pPr>
+        <w:pStyle w:val="FirstParagraph"/>
+      </w:pPr>
       <w:r>
-        <w:rPr>
-          <w:b/>
-          <w:bCs/>
-        </w:rPr>
-        <w:t xml:space="preserve">blog</w:t>
-      </w:r>
-      <w:r>
-        <w:t xml:space="preserve"> </w:t>
-      </w:r>
-      <w:r>
-        <w:t xml:space="preserve">about EVPN.</w:t>
+        <w:t xml:space="preserve">Enjoy writing…</w:t>
       </w:r>
     </w:p>
-    <w:bookmarkStart w:id="23" w:name="evpn-information"/>
-    <w:p>
-      <w:pPr>
-        <w:pStyle w:val="Heading2"/>
-      </w:pPr>
-      <w:r>
-        <w:rPr>
-          <w:rStyle w:val="SectionNumber"/>
-        </w:rPr>
-        <w:t xml:space="preserve">1.1</w:t>
-      </w:r>
-      <w:r>
-        <w:tab/>
-      </w:r>
-      <w:r>
-        <w:t xml:space="preserve">EVPN Information</w:t>
-      </w:r>
-    </w:p>
-    <w:tbl>
-      <w:tblPr>
-        <w:tblStyle w:val="Table"/>
-        <w:tblW w:type="auto" w:w="0"/>
-        <w:tblLook w:firstRow="1" w:lastRow="0" w:firstColumn="0" w:lastColumn="0" w:noHBand="0" w:noVBand="0" w:val="0020"/>
-      </w:tblPr>
-      <w:tblGrid>
-        <w:gridCol w:w="3960"/>
-        <w:gridCol w:w="3960"/>
-      </w:tblGrid>
-      <w:tr>
-        <w:trPr>
-          <w:tblHeader w:val="on"/>
-        </w:trPr>
-        <w:tc>
-          <w:tcPr/>
-          <w:p>
-            <w:pPr>
-              <w:pStyle w:val="Compact"/>
-            </w:pPr>
-            <w:r>
-              <w:t xml:space="preserve">Header 1</w:t>
-            </w:r>
-          </w:p>
-        </w:tc>
-        <w:tc>
-          <w:tcPr/>
-          <w:p>
-            <w:pPr>
-              <w:pStyle w:val="Compact"/>
-            </w:pPr>
-            <w:r>
-              <w:t xml:space="preserve">Header 2</w:t>
-            </w:r>
-          </w:p>
-        </w:tc>
-      </w:tr>
-      <w:tr>
-        <w:tc>
-          <w:tcPr/>
-          <w:p>
-            <w:pPr>
-              <w:pStyle w:val="Compact"/>
-            </w:pPr>
-            <w:r>
-              <w:t xml:space="preserve">Cell 1</w:t>
-            </w:r>
-          </w:p>
-        </w:tc>
-        <w:tc>
-          <w:tcPr/>
-          <w:p>
-            <w:pPr>
-              <w:pStyle w:val="Compact"/>
-            </w:pPr>
-            <w:r>
-              <w:t xml:space="preserve">Cell 2</w:t>
-            </w:r>
-          </w:p>
-        </w:tc>
-      </w:tr>
-    </w:tbl>
-    <w:p>
-      <w:pPr>
-        <w:pStyle w:val="CaptionedFigure"/>
-      </w:pPr>
-      <w:r>
-        <w:drawing>
-          <wp:inline>
-            <wp:extent cx="5334000" cy="1574352"/>
-            <wp:effectExtent b="0" l="0" r="0" t="0"/>
-            <wp:docPr descr="This is my lab platform" title="" id="21" name="Picture"/>
-            <a:graphic>
-              <a:graphicData uri="http://schemas.openxmlformats.org/drawingml/2006/picture">
-                <pic:pic>
-                  <pic:nvPicPr>
-                    <pic:cNvPr descr="images/this-is-my-lab-platform-140858.png" id="22" name="Picture"/>
-                    <pic:cNvPicPr>
-                      <a:picLocks noChangeArrowheads="1" noChangeAspect="1"/>
-                    </pic:cNvPicPr>
-                  </pic:nvPicPr>
-                  <pic:blipFill>
-                    <a:blip r:embed="rId20"/>
-                    <a:stretch>
-                      <a:fillRect/>
-                    </a:stretch>
-                  </pic:blipFill>
-                  <pic:spPr bwMode="auto">
-                    <a:xfrm>
-                      <a:off x="0" y="0"/>
-                      <a:ext cx="5334000" cy="1574352"/>
-                    </a:xfrm>
-                    <a:prstGeom prst="rect">
-                      <a:avLst/>
-                    </a:prstGeom>
-                    <a:noFill/>
-                    <a:ln w="9525">
-                      <a:noFill/>
-                      <a:headEnd/>
-                      <a:tailEnd/>
-                    </a:ln>
-                  </pic:spPr>
-                </pic:pic>
-              </a:graphicData>
-            </a:graphic>
-          </wp:inline>
-        </w:drawing>
-      </w:r>
-    </w:p>
-    <w:p>
-      <w:pPr>
-        <w:pStyle w:val="ImageCaption"/>
-      </w:pPr>
-      <w:r>
-        <w:t xml:space="preserve">This is my lab platform</w:t>
-      </w:r>
-    </w:p>
-    <w:p>
-      <w:pPr>
-        <w:pStyle w:val="BodyText"/>
-      </w:pPr>
-      <w:r>
-        <w:t xml:space="preserve">Super</w:t>
-      </w:r>
-      <w:r>
-        <w:t xml:space="preserve"> </w:t>
-      </w:r>
-    </w:p>
-    <w:bookmarkEnd w:id="23"/>
-    <w:bookmarkEnd w:id="24"/>
+    <w:bookmarkEnd w:id="21"/>
     <w:sectPr/>
   </w:body>
 </w:document>
@@ -408,8 +306,114 @@
       </w:pPr>
     </w:lvl>
   </w:abstractNum>
+  <w:abstractNum w:abstractNumId="991">
+    <w:nsid w:val="0000A991"/>
+    <w:multiLevelType w:val="multilevel"/>
+    <w:lvl w:ilvl="0">
+      <w:numFmt w:val="bullet"/>
+      <w:lvlText w:val=""/>
+      <w:lvlJc w:val="left"/>
+      <w:pPr>
+        <w:ind w:left="720" w:hanging="360"/>
+      </w:pPr>
+      <w:rPr>
+        <w:rFonts w:ascii="Symbol" w:hAnsi="Symbol" w:cs="Symbol" w:hint="default"/>
+      </w:rPr>
+    </w:lvl>
+    <w:lvl w:ilvl="1">
+      <w:numFmt w:val="bullet"/>
+      <w:lvlText w:val="o"/>
+      <w:lvlJc w:val="left"/>
+      <w:pPr>
+        <w:ind w:left="1440" w:hanging="360"/>
+      </w:pPr>
+      <w:rPr>
+        <w:rFonts w:ascii="Courier New" w:hAnsi="Courier New" w:cs="Courier New" w:hint="default"/>
+      </w:rPr>
+    </w:lvl>
+    <w:lvl w:ilvl="2">
+      <w:numFmt w:val="bullet"/>
+      <w:lvlText w:val=""/>
+      <w:lvlJc w:val="left"/>
+      <w:pPr>
+        <w:ind w:left="2160" w:hanging="360"/>
+      </w:pPr>
+      <w:rPr>
+        <w:rFonts w:ascii="Wingdings" w:hAnsi="Wingdings" w:cs="Wingdings" w:hint="default"/>
+      </w:rPr>
+    </w:lvl>
+    <w:lvl w:ilvl="3">
+      <w:numFmt w:val="bullet"/>
+      <w:lvlText w:val=""/>
+      <w:lvlJc w:val="left"/>
+      <w:pPr>
+        <w:ind w:left="2880" w:hanging="360"/>
+      </w:pPr>
+      <w:rPr>
+        <w:rFonts w:ascii="Symbol" w:hAnsi="Symbol" w:cs="Symbol" w:hint="default"/>
+      </w:rPr>
+    </w:lvl>
+    <w:lvl w:ilvl="4">
+      <w:numFmt w:val="bullet"/>
+      <w:lvlText w:val="o"/>
+      <w:lvlJc w:val="left"/>
+      <w:pPr>
+        <w:ind w:left="3600" w:hanging="360"/>
+      </w:pPr>
+      <w:rPr>
+        <w:rFonts w:ascii="Courier New" w:hAnsi="Courier New" w:cs="Courier New" w:hint="default"/>
+      </w:rPr>
+    </w:lvl>
+    <w:lvl w:ilvl="5">
+      <w:numFmt w:val="bullet"/>
+      <w:lvlText w:val=""/>
+      <w:lvlJc w:val="left"/>
+      <w:pPr>
+        <w:ind w:left="4320" w:hanging="360"/>
+      </w:pPr>
+      <w:rPr>
+        <w:rFonts w:ascii="Wingdings" w:hAnsi="Wingdings" w:cs="Wingdings" w:hint="default"/>
+      </w:rPr>
+    </w:lvl>
+    <w:lvl w:ilvl="6">
+      <w:numFmt w:val="bullet"/>
+      <w:lvlText w:val=""/>
+      <w:lvlJc w:val="left"/>
+      <w:pPr>
+        <w:ind w:left="5040" w:hanging="360"/>
+      </w:pPr>
+      <w:rPr>
+        <w:rFonts w:ascii="Symbol" w:hAnsi="Symbol" w:cs="Symbol" w:hint="default"/>
+      </w:rPr>
+    </w:lvl>
+    <w:lvl w:ilvl="7">
+      <w:numFmt w:val="bullet"/>
+      <w:lvlText w:val="o"/>
+      <w:lvlJc w:val="left"/>
+      <w:pPr>
+        <w:ind w:left="5760" w:hanging="360"/>
+      </w:pPr>
+      <w:rPr>
+        <w:rFonts w:ascii="Courier New" w:hAnsi="Courier New" w:cs="Courier New" w:hint="default"/>
+      </w:rPr>
+    </w:lvl>
+    <w:lvl w:ilvl="8">
+      <w:numFmt w:val="bullet"/>
+      <w:lvlText w:val=""/>
+      <w:lvlJc w:val="left"/>
+      <w:pPr>
+        <w:ind w:left="6480" w:hanging="360"/>
+      </w:pPr>
+      <w:rPr>
+        <w:rFonts w:ascii="Wingdings" w:hAnsi="Wingdings" w:cs="Wingdings" w:hint="default"/>
+      </w:rPr>
+    </w:lvl>
+  </w:abstractNum>
   <w:num w:numId="1000">
     <w:abstractNumId w:val="990"/>
+  </w:num>
+  <w:num w:numId="1001">
+    <w:abstractNumId w:val="991"/>
   </w:num>
 </w:numbering>
 </file>

--- a/this-is-my-new-article/download/this-is-my-new-article.docx
+++ b/this-is-my-new-article/download/this-is-my-new-article.docx
@@ -112,7 +112,7 @@
         </w:p>
       </w:sdtContent>
     </w:sdt>
-    <w:bookmarkStart w:id="21" w:name="start-your-techpost-here"/>
+    <w:bookmarkStart w:id="24" w:name="evpn-stitching"/>
     <w:p>
       <w:pPr>
         <w:pStyle w:val="Heading1"/>
@@ -127,7 +127,7 @@
         <w:tab/>
       </w:r>
       <w:r>
-        <w:t xml:space="preserve">Start your techpost here</w:t>
+        <w:t xml:space="preserve">EVPN stitching</w:t>
       </w:r>
     </w:p>
     <w:p>
@@ -135,71 +135,173 @@
         <w:pStyle w:val="FirstParagraph"/>
       </w:pPr>
       <w:r>
-        <w:t xml:space="preserve">Main rules:</w:t>
+        <w:t xml:space="preserve">This is my</w:t>
+      </w:r>
+      <w:r>
+        <w:t xml:space="preserve"> </w:t>
+      </w:r>
+      <w:r>
+        <w:rPr>
+          <w:b/>
+          <w:bCs/>
+        </w:rPr>
+        <w:t xml:space="preserve">blog</w:t>
+      </w:r>
+      <w:r>
+        <w:t xml:space="preserve"> </w:t>
+      </w:r>
+      <w:r>
+        <w:t xml:space="preserve">about EVPN.</w:t>
+      </w:r>
+    </w:p>
+    <w:bookmarkStart w:id="23" w:name="evpn-information"/>
+    <w:p>
+      <w:pPr>
+        <w:pStyle w:val="Heading2"/>
+      </w:pPr>
+      <w:r>
+        <w:rPr>
+          <w:rStyle w:val="SectionNumber"/>
+        </w:rPr>
+        <w:t xml:space="preserve">1.1</w:t>
+      </w:r>
+      <w:r>
+        <w:tab/>
+      </w:r>
+      <w:r>
+        <w:t xml:space="preserve">EVPN Information</w:t>
+      </w:r>
+    </w:p>
+    <w:tbl>
+      <w:tblPr>
+        <w:tblStyle w:val="Table"/>
+        <w:tblW w:type="auto" w:w="0"/>
+        <w:tblLook w:firstRow="1" w:lastRow="0" w:firstColumn="0" w:lastColumn="0" w:noHBand="0" w:noVBand="0" w:val="0020"/>
+      </w:tblPr>
+      <w:tblGrid>
+        <w:gridCol w:w="3960"/>
+        <w:gridCol w:w="3960"/>
+      </w:tblGrid>
+      <w:tr>
+        <w:trPr>
+          <w:tblHeader w:val="on"/>
+        </w:trPr>
+        <w:tc>
+          <w:tcPr/>
+          <w:p>
+            <w:pPr>
+              <w:pStyle w:val="Compact"/>
+            </w:pPr>
+            <w:r>
+              <w:t xml:space="preserve">Header 1</w:t>
+            </w:r>
+          </w:p>
+        </w:tc>
+        <w:tc>
+          <w:tcPr/>
+          <w:p>
+            <w:pPr>
+              <w:pStyle w:val="Compact"/>
+            </w:pPr>
+            <w:r>
+              <w:t xml:space="preserve">Header 2</w:t>
+            </w:r>
+          </w:p>
+        </w:tc>
+      </w:tr>
+      <w:tr>
+        <w:tc>
+          <w:tcPr/>
+          <w:p>
+            <w:pPr>
+              <w:pStyle w:val="Compact"/>
+            </w:pPr>
+            <w:r>
+              <w:t xml:space="preserve">Cell 1</w:t>
+            </w:r>
+          </w:p>
+        </w:tc>
+        <w:tc>
+          <w:tcPr/>
+          <w:p>
+            <w:pPr>
+              <w:pStyle w:val="Compact"/>
+            </w:pPr>
+            <w:r>
+              <w:t xml:space="preserve">Cell 2</w:t>
+            </w:r>
+          </w:p>
+        </w:tc>
+      </w:tr>
+    </w:tbl>
+    <w:p>
+      <w:pPr>
+        <w:pStyle w:val="CaptionedFigure"/>
+      </w:pPr>
+      <w:r>
+        <w:drawing>
+          <wp:inline>
+            <wp:extent cx="5334000" cy="1574352"/>
+            <wp:effectExtent b="0" l="0" r="0" t="0"/>
+            <wp:docPr descr="This is my lab platform" title="" id="21" name="Picture"/>
+            <a:graphic>
+              <a:graphicData uri="http://schemas.openxmlformats.org/drawingml/2006/picture">
+                <pic:pic>
+                  <pic:nvPicPr>
+                    <pic:cNvPr descr="images/this-is-my-lab-platform-140858.png" id="22" name="Picture"/>
+                    <pic:cNvPicPr>
+                      <a:picLocks noChangeArrowheads="1" noChangeAspect="1"/>
+                    </pic:cNvPicPr>
+                  </pic:nvPicPr>
+                  <pic:blipFill>
+                    <a:blip r:embed="rId20"/>
+                    <a:stretch>
+                      <a:fillRect/>
+                    </a:stretch>
+                  </pic:blipFill>
+                  <pic:spPr bwMode="auto">
+                    <a:xfrm>
+                      <a:off x="0" y="0"/>
+                      <a:ext cx="5334000" cy="1574352"/>
+                    </a:xfrm>
+                    <a:prstGeom prst="rect">
+                      <a:avLst/>
+                    </a:prstGeom>
+                    <a:noFill/>
+                    <a:ln w="9525">
+                      <a:noFill/>
+                      <a:headEnd/>
+                      <a:tailEnd/>
+                    </a:ln>
+                  </pic:spPr>
+                </pic:pic>
+              </a:graphicData>
+            </a:graphic>
+          </wp:inline>
+        </w:drawing>
       </w:r>
     </w:p>
     <w:p>
       <w:pPr>
-        <w:pStyle w:val="Compact"/>
-        <w:numPr>
-          <w:ilvl w:val="0"/>
-          <w:numId w:val="1001"/>
-        </w:numPr>
-      </w:pPr>
-      <w:r>
-        <w:t xml:space="preserve">One unique Level-1 title per article</w:t>
-      </w:r>
-      <w:r>
-        <w:br/>
+        <w:pStyle w:val="ImageCaption"/>
+      </w:pPr>
+      <w:r>
+        <w:t xml:space="preserve">This is my lab platform</w:t>
       </w:r>
     </w:p>
     <w:p>
       <w:pPr>
-        <w:pStyle w:val="Compact"/>
-        <w:numPr>
-          <w:ilvl w:val="0"/>
-          <w:numId w:val="1001"/>
-        </w:numPr>
-      </w:pPr>
-      <w:r>
-        <w:t xml:space="preserve">Make sure your tables and images have captions</w:t>
-      </w:r>
-      <w:r>
-        <w:br/>
+        <w:pStyle w:val="BodyText"/>
+      </w:pPr>
+      <w:r>
+        <w:t xml:space="preserve">Super génial</w:t>
+      </w:r>
+      <w:r>
+        <w:t xml:space="preserve"> </w:t>
       </w:r>
     </w:p>
-    <w:p>
-      <w:pPr>
-        <w:pStyle w:val="Compact"/>
-        <w:numPr>
-          <w:ilvl w:val="0"/>
-          <w:numId w:val="1001"/>
-        </w:numPr>
-      </w:pPr>
-      <w:r>
-        <w:t xml:space="preserve">Use only the supported Markdown format: more info</w:t>
-      </w:r>
-      <w:r>
-        <w:t xml:space="preserve"> </w:t>
-      </w:r>
-      <w:hyperlink r:id="rId20">
-        <w:r>
-          <w:rPr>
-            <w:rStyle w:val="Hyperlink"/>
-          </w:rPr>
-          <w:t xml:space="preserve">here</w:t>
-        </w:r>
-      </w:hyperlink>
-    </w:p>
-    <w:p>
-      <w:pPr>
-        <w:pStyle w:val="FirstParagraph"/>
-      </w:pPr>
-      <w:r>
-        <w:t xml:space="preserve">Enjoy writing…</w:t>
-      </w:r>
-    </w:p>
-    <w:bookmarkEnd w:id="21"/>
+    <w:bookmarkEnd w:id="23"/>
+    <w:bookmarkEnd w:id="24"/>
     <w:sectPr/>
   </w:body>
 </w:document>
@@ -306,114 +408,8 @@
       </w:pPr>
     </w:lvl>
   </w:abstractNum>
-  <w:abstractNum w:abstractNumId="991">
-    <w:nsid w:val="0000A991"/>
-    <w:multiLevelType w:val="multilevel"/>
-    <w:lvl w:ilvl="0">
-      <w:numFmt w:val="bullet"/>
-      <w:lvlText w:val=""/>
-      <w:lvlJc w:val="left"/>
-      <w:pPr>
-        <w:ind w:left="720" w:hanging="360"/>
-      </w:pPr>
-      <w:rPr>
-        <w:rFonts w:ascii="Symbol" w:hAnsi="Symbol" w:cs="Symbol" w:hint="default"/>
-      </w:rPr>
-    </w:lvl>
-    <w:lvl w:ilvl="1">
-      <w:numFmt w:val="bullet"/>
-      <w:lvlText w:val="o"/>
-      <w:lvlJc w:val="left"/>
-      <w:pPr>
-        <w:ind w:left="1440" w:hanging="360"/>
-      </w:pPr>
-      <w:rPr>
-        <w:rFonts w:ascii="Courier New" w:hAnsi="Courier New" w:cs="Courier New" w:hint="default"/>
-      </w:rPr>
-    </w:lvl>
-    <w:lvl w:ilvl="2">
-      <w:numFmt w:val="bullet"/>
-      <w:lvlText w:val=""/>
-      <w:lvlJc w:val="left"/>
-      <w:pPr>
-        <w:ind w:left="2160" w:hanging="360"/>
-      </w:pPr>
-      <w:rPr>
-        <w:rFonts w:ascii="Wingdings" w:hAnsi="Wingdings" w:cs="Wingdings" w:hint="default"/>
-      </w:rPr>
-    </w:lvl>
-    <w:lvl w:ilvl="3">
-      <w:numFmt w:val="bullet"/>
-      <w:lvlText w:val=""/>
-      <w:lvlJc w:val="left"/>
-      <w:pPr>
-        <w:ind w:left="2880" w:hanging="360"/>
-      </w:pPr>
-      <w:rPr>
-        <w:rFonts w:ascii="Symbol" w:hAnsi="Symbol" w:cs="Symbol" w:hint="default"/>
-      </w:rPr>
-    </w:lvl>
-    <w:lvl w:ilvl="4">
-      <w:numFmt w:val="bullet"/>
-      <w:lvlText w:val="o"/>
-      <w:lvlJc w:val="left"/>
-      <w:pPr>
-        <w:ind w:left="3600" w:hanging="360"/>
-      </w:pPr>
-      <w:rPr>
-        <w:rFonts w:ascii="Courier New" w:hAnsi="Courier New" w:cs="Courier New" w:hint="default"/>
-      </w:rPr>
-    </w:lvl>
-    <w:lvl w:ilvl="5">
-      <w:numFmt w:val="bullet"/>
-      <w:lvlText w:val=""/>
-      <w:lvlJc w:val="left"/>
-      <w:pPr>
-        <w:ind w:left="4320" w:hanging="360"/>
-      </w:pPr>
-      <w:rPr>
-        <w:rFonts w:ascii="Wingdings" w:hAnsi="Wingdings" w:cs="Wingdings" w:hint="default"/>
-      </w:rPr>
-    </w:lvl>
-    <w:lvl w:ilvl="6">
-      <w:numFmt w:val="bullet"/>
-      <w:lvlText w:val=""/>
-      <w:lvlJc w:val="left"/>
-      <w:pPr>
-        <w:ind w:left="5040" w:hanging="360"/>
-      </w:pPr>
-      <w:rPr>
-        <w:rFonts w:ascii="Symbol" w:hAnsi="Symbol" w:cs="Symbol" w:hint="default"/>
-      </w:rPr>
-    </w:lvl>
-    <w:lvl w:ilvl="7">
-      <w:numFmt w:val="bullet"/>
-      <w:lvlText w:val="o"/>
-      <w:lvlJc w:val="left"/>
-      <w:pPr>
-        <w:ind w:left="5760" w:hanging="360"/>
-      </w:pPr>
-      <w:rPr>
-        <w:rFonts w:ascii="Courier New" w:hAnsi="Courier New" w:cs="Courier New" w:hint="default"/>
-      </w:rPr>
-    </w:lvl>
-    <w:lvl w:ilvl="8">
-      <w:numFmt w:val="bullet"/>
-      <w:lvlText w:val=""/>
-      <w:lvlJc w:val="left"/>
-      <w:pPr>
-        <w:ind w:left="6480" w:hanging="360"/>
-      </w:pPr>
-      <w:rPr>
-        <w:rFonts w:ascii="Wingdings" w:hAnsi="Wingdings" w:cs="Wingdings" w:hint="default"/>
-      </w:rPr>
-    </w:lvl>
-  </w:abstractNum>
   <w:num w:numId="1000">
     <w:abstractNumId w:val="990"/>
-  </w:num>
-  <w:num w:numId="1001">
-    <w:abstractNumId w:val="991"/>
   </w:num>
 </w:numbering>
 </file>

--- a/this-is-my-new-article/download/this-is-my-new-article.docx
+++ b/this-is-my-new-article/download/this-is-my-new-article.docx
@@ -172,11 +172,20 @@
         <w:t xml:space="preserve">EVPN Information</w:t>
       </w:r>
     </w:p>
+    <w:p>
+      <w:pPr>
+        <w:pStyle w:val="TableCaption"/>
+      </w:pPr>
+      <w:r>
+        <w:t xml:space="preserve">my caption</w:t>
+      </w:r>
+    </w:p>
     <w:tbl>
       <w:tblPr>
         <w:tblStyle w:val="Table"/>
         <w:tblW w:type="auto" w:w="0"/>
         <w:tblLook w:firstRow="1" w:lastRow="0" w:firstColumn="0" w:lastColumn="0" w:noHBand="0" w:noVBand="0" w:val="0020"/>
+        <w:tblCaption w:val="my caption"/>
       </w:tblPr>
       <w:tblGrid>
         <w:gridCol w:w="3960"/>
